--- a/(e)CRF/Per protocolnaam/12_Assess satisfaction with ulcer prevention.docx
+++ b/(e)CRF/Per protocolnaam/12_Assess satisfaction with ulcer prevention.docx
@@ -25,7 +25,7 @@
           <w:szCs w:val="28"/>
           <w:lang w:val="en-US"/>
         </w:rPr>
-        <w:t>Appendix 12- Assess satisfaction with ulcer prevention approach (VAS)</w:t>
+        <w:t>eCRF Document 12: Assess satisfaction with ulcer prevention</w:t>
       </w:r>
       <w:r>
         <w:rPr>
@@ -36,7 +36,6 @@
           <w:szCs w:val="28"/>
           <w:lang w:val="en-US"/>
         </w:rPr>
-        <w:br/>
       </w:r>
       <w:r>
         <w:rPr>
@@ -46,7 +45,6 @@
           <w:sz w:val="24"/>
           <w:szCs w:val="24"/>
         </w:rPr>
-        <w:t>Studie-informatie</w:t>
       </w:r>
     </w:p>
     <w:p>
